--- a/shinmok1/pack/2610/H1MOGO26-10_41-42_SET.docx
+++ b/shinmok1/pack/2610/H1MOGO26-10_41-42_SET.docx
@@ -1005,7 +1005,7 @@
           <w:sz w:val="16"/>
           <w:u w:val="none"/>
         </w:rPr>
-        <w:t xml:space="preserve">  주어진 말을 모두 사용 · 필요한 단어 1개만 어형 변형</w:t>
+        <w:t xml:space="preserve">  주어진 말을 모두 사용 · 어형 변형 3곳 · 조건의 단어 수·구문을 지킬 것</w:t>
       </w:r>
     </w:p>
     <w:p>
@@ -1029,9 +1029,19 @@
           <w:rFonts w:ascii="맑은 고딕" w:hAnsi="맑은 고딕" w:eastAsia="맑은 고딕"/>
           <w:b w:val="0"/>
           <w:sz w:val="17"/>
-          <w:u w:val="none"/>
-        </w:rPr>
-        <w:t>기본값은 영향력이 크며, 신중하게 선택될 때 사용자의 주체성을 없애지 않고도 환경적 영향을 줄일 수 있다.</w:t>
+          <w:u w:val="single"/>
+        </w:rPr>
+        <w:t>In many cases, the most responsible approach is to make the lower-impact option the default, while keeping alternatives clearly available.</w:t>
+      </w:r>
+      <w:r>
+        <w:rPr>
+          <w:rFonts w:ascii="맑은 고딕" w:hAnsi="맑은 고딕" w:eastAsia="맑은 고딕"/>
+          <w:b w:val="0"/>
+          <w:sz w:val="17"/>
+          <w:u w:val="none"/>
+        </w:rPr>
+        <w:br/>
+        <w:t>&lt;조건&gt; 밑줄 친 영문과 같은 뜻이 되도록 · 구문: 전치사 by + 동명사 병렬(by setting … and leaving …) · 총 19단어</w:t>
       </w:r>
     </w:p>
     <w:p>
@@ -1048,7 +1058,7 @@
           <w:sz w:val="17"/>
           <w:u w:val="none"/>
         </w:rPr>
-        <w:t>and / defaults / are / powerful / when / carefully / choose / they / removing / can / user agency / reduce / without / environmental impact</w:t>
+        <w:t>often / most / designers / responsible / act / by / set / the lower-impact option / and / other options / leave / clearly available / as the default</w:t>
       </w:r>
     </w:p>
     <w:p>
@@ -2695,7 +2705,7 @@
           <w:sz w:val="17"/>
           <w:u w:val="none"/>
         </w:rPr>
-        <w:t xml:space="preserve"> autoplay / makes / media / load / and / play / even / for people / who / may / never / watch / it</w:t>
+        <w:t xml:space="preserve"> who / even / play / media / because of / for people / load / autoplay / be / watch / and / may never / it</w:t>
       </w:r>
     </w:p>
     <w:p>
@@ -2741,7 +2751,7 @@
           <w:sz w:val="17"/>
           <w:u w:val="none"/>
         </w:rPr>
-        <w:t>1. Use ALL the expressions in the box, each only once.</w:t>
+        <w:t>1. &lt;보기&gt;의 표현을 모두 한 번씩 사용할 것 (다른 단어 추가 금지)</w:t>
       </w:r>
     </w:p>
     <w:p>
@@ -2764,7 +2774,7 @@
           <w:sz w:val="17"/>
           <w:u w:val="none"/>
         </w:rPr>
-        <w:t>2. Do NOT change the form of any word, and do NOT add any other words (do NOT use ‘forces’ or ‘to’).</w:t>
+        <w:t>2. 필요한 단어 3개의 형태를 바꿀 것</w:t>
       </w:r>
     </w:p>
     <w:p>
@@ -2787,7 +2797,7 @@
           <w:sz w:val="17"/>
           <w:u w:val="none"/>
         </w:rPr>
-        <w:t>3. Begin with ‘Autoplay makes’ and use the causative verb ‘make’ with a bare infinitive.</w:t>
+        <w:t>3. ‘Because of’로 시작하고, 두 동사를 수동태로 병렬할 것(be + 과거분사 and 과거분사)</w:t>
       </w:r>
     </w:p>
     <w:p>
@@ -2810,7 +2820,7 @@
           <w:sz w:val="17"/>
           <w:u w:val="none"/>
         </w:rPr>
-        <w:t>4. Write 15 words in total.</w:t>
+        <w:t>4. 총 16단어로 쓸 것</w:t>
       </w:r>
     </w:p>
     <w:p>
@@ -2848,7 +2858,7 @@
           <w:sz w:val="17"/>
           <w:u w:val="none"/>
         </w:rPr>
-        <w:t>⇒ Autoplay makes ________________________________________________________ .</w:t>
+        <w:t>⇒ Because of ________________________________________________________________________ .</w:t>
       </w:r>
     </w:p>
     <w:p>
@@ -3991,7 +4001,7 @@
           <w:sz w:val="15"/>
           <w:u w:val="none"/>
         </w:rPr>
-        <w:t xml:space="preserve"> Defaults are powerful, and when chosen carefully, they can reduce environmental impact without removing user agency. (choose→chosen)</w:t>
+        <w:t xml:space="preserve"> Designers often act most responsibly by setting the lower-impact option as the default and leaving other options clearly available. (영→영 재진술: the most responsible approach is to make … the default, while keeping alternatives clearly available → act most responsibly by setting … and leaving … / responsible→responsibly · set→setting · leave→leaving / 19단어 / by + 동명사 병렬)</w:t>
       </w:r>
     </w:p>
     <w:p>
@@ -4407,7 +4417,7 @@
           <w:sz w:val="15"/>
           <w:u w:val="none"/>
         </w:rPr>
-        <w:t xml:space="preserve"> Autoplay makes media load and play even for people who may never watch it.</w:t>
+        <w:t xml:space="preserve"> Because of autoplay, media is loaded and played even for people who may never watch it.</w:t>
       </w:r>
     </w:p>
     <w:p>
@@ -5024,7 +5034,7 @@
           <w:sz w:val="14"/>
           <w:u w:val="none"/>
         </w:rPr>
-        <w:t>Autoplay makes media to load</w:t>
+        <w:t>media are loaded</w:t>
       </w:r>
       <w:r>
         <w:rPr>
@@ -5033,7 +5043,7 @@
           <w:sz w:val="14"/>
           <w:u w:val="none"/>
         </w:rPr>
-        <w:t xml:space="preserve"> ✕ — 사역동사 make 뒤는 원형(to 사용 금지). </w:t>
+        <w:t xml:space="preserve"> ✕ — 이 글에서 media는 단수 취급(S4 forces media to load … it). </w:t>
       </w:r>
       <w:r>
         <w:rPr>
@@ -5042,7 +5052,7 @@
           <w:sz w:val="14"/>
           <w:u w:val="none"/>
         </w:rPr>
-        <w:t>Autoplay makes media loading and playing</w:t>
+        <w:t>Because autoplay, media …</w:t>
       </w:r>
       <w:r>
         <w:rPr>
@@ -5051,7 +5061,7 @@
           <w:sz w:val="14"/>
           <w:u w:val="none"/>
         </w:rPr>
-        <w:t xml:space="preserve"> ✕ — 보기의 원형 그대로. </w:t>
+        <w:t xml:space="preserve"> ✕ — 명사 앞은 Because of. </w:t>
       </w:r>
       <w:r>
         <w:rPr>
@@ -5060,7 +5070,7 @@
           <w:sz w:val="14"/>
           <w:u w:val="none"/>
         </w:rPr>
-        <w:t>makes media load and play it even for people who may never watch</w:t>
+        <w:t>media is loaded and play</w:t>
       </w:r>
       <w:r>
         <w:rPr>
@@ -5069,7 +5079,7 @@
           <w:sz w:val="14"/>
           <w:u w:val="none"/>
         </w:rPr>
-        <w:t xml:space="preserve"> ✕ — it은 watch의 목적어. [채점] 사역동사 전환(원형) 1.5 / 어순·보기 전부 사용 1 / 철자·단어 수 0.5.</w:t>
+        <w:t xml:space="preserve"> ✕ — 병렬 수동은 둘 다 과거분사. [채점] 구문(Because of + 수동 병렬) 1.5 / 어형 3곳 1 / 철자·단어 수 0.5.</w:t>
       </w:r>
     </w:p>
     <w:p>
@@ -5234,7 +5244,7 @@
           <w:sz w:val="14"/>
           <w:u w:val="none"/>
         </w:rPr>
-        <w:t xml:space="preserve"> 무한 스크롤, 자동 재생 영상, 또는 단지 구매 하나를 하기 위해 계정을 요구하는 것과 같은 패턴들은 모두 사용자가 자신의 경험을 통제하는 것을 방해한다. 지속가능성의 관점에서 보면, 이러한 패턴들 중 많은 것이 데이터와 주의력의 과잉 소비를 부추긴다. 무한 스크롤은 사용자가 원하든 원하지 않든 새로운 콘텐츠를 계속 불러와서, 데이터 사용량과 기기의 처리 작업을 증가시킨다. 자동 재생은 결코 보지 않을지도 모르는 사람들에게조차 미디어가 로딩되고 재생되도록 강제한다. 이러한 선택들은 사용자의 기기와 콘텐츠를 전송하는 서버 양쪽 모두에서 더 많은 에너지를 소비한다. 한 인기 음악 스트리밍 플랫폼이 기본 설정에서 정적인 앨범 표지 이미지를 짧은 반복 영상으로 대체하기로 한 결정을 예로 들어 보자. 이 변화는 데이터 사용량과 배터리 소모를 상당히 증가시키는 반면, 그것을 끄는 선택지는 설정 깊숙이 묻혀 있다. 그 결과, 대부분의 사용자는 빠져나올 방법을 적극적으로 찾지 않는 한 더 많은 자원을 소비한다. 웹 디자인이 언제나 어떤 방식으로든 행동을 유도한다는 것을 인정하는 것이 중요하다. 결과를 보여 주는 것과 선택지를 강조하는 것은 모두 영향력의 형태이다. 윤리적 기준선은 행동 유도가 존재하느냐가 아니라, 그것이 투명하고, 되돌릴 수 있으며, 사용자의 이익과 일치하느냐이다. 많은 경우, 가장 책임 있는 접근법은 대안들을 분명히 이용할 수 있게 유지하면서, 영향이 더 적은 선택지를 기본값으로 만드는 것이다. 기본값은 영향력이 크며, 신중하게 선택될 때 사용자의 주체성을 없애지 않고도 환경적 영향을 줄일 수 있다.</w:t>
+        <w:t xml:space="preserve"> ['무한 스크롤, 자동 재생 영상, 또는 단지 구매 하나를 하기 위해 계정을 요구하는 것과 같은 패턴들은 모두 사용자가 자신의 경험을 통제하는 것을 방해한다.', '지속가능성의 관점에서 보면, 이러한 패턴들 중 많은 것이 데이터와 주의력의 과잉 소비를 부추긴다.', '무한 스크롤은 사용자가 원하든 원하지 않든 새로운 콘텐츠를 계속 불러와서, 데이터 사용량과 기기의 처리 작업을 증가시킨다.', '자동 재생은 결코 보지 않을지도 모르는 사람들에게조차 미디어가 로딩되고 재생되도록 강제한다.', '이러한 선택들은 사용자의 기기와 콘텐츠를 전송하는 서버 양쪽 모두에서 더 많은 에너지를 소비한다.', '한 인기 음악 스트리밍 플랫폼이 기본 설정에서 정적인 앨범 표지 이미지를 짧은 반복 영상으로 대체하기로 한 결정을 예로 들어 보자.', '이 변화는 데이터 사용량과 배터리 소모를 상당히 증가시키는 반면, 그것을 끄는 선택지는 설정 깊숙이 묻혀 있다.', '그 결과, 대부분의 사용자는 빠져나올 방법을 적극적으로 찾지 않는 한 더 많은 자원을 소비한다.', '웹 디자인이 언제나 어떤 방식으로든 행동을 유도한다는 것을 인정하는 것이 중요하다.', '결과를 보여 주는 것과 선택지를 강조하는 것은 모두 영향력의 형태이다.', '윤리적 기준선은 행동 유도가 존재하느냐가 아니라, 그것이 투명하고, 되돌릴 수 있으며, 사용자의 이익과 일치하느냐이다.', '많은 경우, 가장 책임 있는 접근법은 대안들을 분명히 이용할 수 있게 유지하면서, 영향이 더 적은 선택지를 기본값으로 만드는 것이다.', '기본값은 영향력이 크며, 신중하게 선택될 때 사용자의 주체성을 없애지 않고도 환경적 영향을 줄일 수 있다.']</w:t>
       </w:r>
     </w:p>
     <w:p>
@@ -5259,7 +5269,7 @@
           <w:sz w:val="14"/>
           <w:u w:val="none"/>
         </w:rPr>
-        <w:t xml:space="preserve"> 사무실의 인쇄에서도 같은 논리가 나타난다. 단면 인쇄로 설정된 프린터는 누군가 설정 바꾸는 것을 잊을 때마다 종이를 낭비하는데, 대부분의 사람은 결코 바꾸지 않는다. 한 회사는 단면 선택지를 메뉴에 남겨 둔 채, 양면 인쇄를 기본값으로 만들었을 뿐이다. 종이 사용은 크게 줄었지만, 필요할 때 한 장만 인쇄하는 것을 막힌 사람은 아무도 없었다. 그 유도는 눈에 보였고, 되돌리기 쉬웠으며, 직원들 자신의 이익에 맞았는데, 바로 그것이 기본값을 공정하게 만드는 것이다.</w:t>
+        <w:t xml:space="preserve"> ['사무실의 인쇄에서도 같은 논리가 나타난다.', '단면 인쇄로 설정된 프린터는 누군가 설정 바꾸는 것을 잊을 때마다 종이를 낭비하는데, 대부분의 사람은 결코 바꾸지 않는다.', '한 회사는 단면 선택지를 메뉴에 남겨 둔 채, 양면 인쇄를 기본값으로 만들었을 뿐이다.', '종이 사용은 크게 줄었지만, 필요할 때 한 장만 인쇄하는 것을 막힌 사람은 아무도 없었다.', '그 유도는 눈에 보였고, 되돌리기 쉬웠으며, 직원들 자신의 이익에 맞았는데, 바로 그것이 기본값을 공정하게 만드는 것이다.']</w:t>
       </w:r>
     </w:p>
     <w:sectPr>
